--- a/docs/evidence/review-packets/emse-submission-v1/upload-set/EMSE_title_page_and_declarations.docx
+++ b/docs/evidence/review-packets/emse-submission-v1/upload-set/EMSE_title_page_and_declarations.docx
@@ -218,7 +218,7 @@
         <w:rPr>
           <w:rFonts w:ascii="Consolas" w:hAnsi="Consolas"/>
         </w:rPr>
-        <w:t>v1.0.1</w:t>
+        <w:t>v1.0.2</w:t>
       </w:r>
       <w:r>
         <w:t xml:space="preserve">: </w:t>
@@ -227,7 +227,7 @@
         <w:rPr>
           <w:rFonts w:ascii="Consolas" w:hAnsi="Consolas"/>
         </w:rPr>
-        <w:t>https://github.com/dfredriksen/quantyra-teaching-artifacts/releases/tag/v1.0.1</w:t>
+        <w:t>https://github.com/dfredriksen/quantyra-teaching-artifacts/releases/tag/v1.0.2</w:t>
       </w:r>
       <w:r>
         <w:t>.</w:t>

--- a/docs/evidence/review-packets/emse-submission-v1/upload-set/EMSE_title_page_and_declarations.docx
+++ b/docs/evidence/review-packets/emse-submission-v1/upload-set/EMSE_title_page_and_declarations.docx
@@ -15,7 +15,7 @@
     <w:p/>
     <w:p>
       <w:r>
-        <w:t>Date: 2026-04-11</w:t>
+        <w:t>Date: 2026-06-05</w:t>
       </w:r>
     </w:p>
     <w:p>
@@ -61,7 +61,7 @@
     </w:p>
     <w:p>
       <w:r>
-        <w:t>Protocol-Mediated Uplift in Agentic Workflows: Cross-Provider Evidence and Bounded Local Resilience</w:t>
+        <w:t>Evaluating Protocol-Scaffolded Agentic Workflows Across LLM Providers</w:t>
       </w:r>
     </w:p>
     <w:p>
@@ -203,13 +203,13 @@
     </w:p>
     <w:p>
       <w:r>
-        <w:t xml:space="preserve">The benchmark packets, retained artifact chains, reviewer materials, manuscript supplement, and selected reproducibility scripts supporting this study are publicly available in the Quantyra Teaching Artifacts repository: </w:t>
+        <w:t xml:space="preserve">The benchmark packets, retained artifact chains, reviewer materials, manuscript supplement, and selected reproducibility scripts supporting this study are publicly available in the Protocol-Scaffolded Agentic Workflows Artifacts repository: </w:t>
       </w:r>
       <w:r>
         <w:rPr>
           <w:rFonts w:ascii="Consolas" w:hAnsi="Consolas"/>
         </w:rPr>
-        <w:t>https://github.com/dfredriksen/quantyra-teaching-artifacts</w:t>
+        <w:t>https://github.com/Quantyra/protocol-scaffolded-agentic-workflows</w:t>
       </w:r>
       <w:r>
         <w:t xml:space="preserve">. The fixed paper-support release cited for this submission is version </w:t>
@@ -218,7 +218,7 @@
         <w:rPr>
           <w:rFonts w:ascii="Consolas" w:hAnsi="Consolas"/>
         </w:rPr>
-        <w:t>v1.0.2</w:t>
+        <w:t>v1.0.7</w:t>
       </w:r>
       <w:r>
         <w:t xml:space="preserve">: </w:t>
@@ -227,7 +227,7 @@
         <w:rPr>
           <w:rFonts w:ascii="Consolas" w:hAnsi="Consolas"/>
         </w:rPr>
-        <w:t>https://github.com/dfredriksen/quantyra-teaching-artifacts/releases/tag/v1.0.2</w:t>
+        <w:t>https://github.com/Quantyra/protocol-scaffolded-agentic-workflows/releases/tag/v1.0.7</w:t>
       </w:r>
       <w:r>
         <w:t>.</w:t>
